--- a/data/analysis/Reportes/Archivo/Analisis_Hidrometeorologico_2026-10-31.docx
+++ b/data/analysis/Reportes/Archivo/Analisis_Hidrometeorologico_2026-10-31.docx
@@ -75,7 +75,7 @@
           <w:rFonts w:ascii="Arial" w:hAnsi="Arial"/>
           <w:sz w:val="19"/>
         </w:rPr>
-        <w:t>Al corte de las 11:00 h, la lectura debe mantenerse integrada y no por cuencas aisladas. La señal hidrométrica más reciente tiene como referencia principal el corte vigente de niveles y la lluvia observada/prevista sobre Guatemala, Chiapas y Tabasco. El mayor cambio de 24 h entre estaciones observadas es sin ascensos comparables relevantes. La prioridad operativa es confirmar cualquier cambio de escenario con coincidencia de lluvia, saturación, niveles, caudales y operación de presas; el pronóstico por sí solo no constituye una creciente confirmada.</w:t>
+        <w:t>Al corte de las 11:00 h, la lectura debe mantenerse integrada y no por cuencas aisladas. La señal hidrométrica más reciente tiene como referencia principal el corte vigente de niveles y la lluvia observada/prevista sobre Guatemala, Chiapas y Tabasco. El mayor cambio de 24 h entre estaciones observadas es San Pedro +0.00 m/24 h. La prioridad operativa es confirmar cualquier cambio de escenario con coincidencia de lluvia, saturación, niveles, caudales y operación de presas; el pronóstico por sí solo no constituye una creciente confirmada.</w:t>
       </w:r>
     </w:p>
     <w:p>
@@ -315,7 +315,7 @@
           <w:rFonts w:ascii="Arial" w:hAnsi="Arial"/>
           <w:sz w:val="19"/>
         </w:rPr>
-        <w:t>Boca del Cerro registra 15.72 m, con variación de 24 h s/d. En la cuenca alta de Guatemala, El Tigre reporta 11.07 m y 3321.7 m³/s; El Porvenir/La Pasión 4.40 m y 813.1 m³/s. La secuencia de vigilancia se mantiene Guatemala → Boca del Cerro/Tenosique → Balancán → Emiliano Zapata → Jonuta → Centla. Pronóstico SMN para Usumacinta: 0-24 h: 0.1 a 5 mm; 24-48 h: 5 a 25 mm; 48-72 h: 5 a 25 mm; 72-96 h: 5 a 25 mm.</w:t>
+        <w:t>Boca del Cerro registra 15.72 m, con variación de 24 h -0.59 m. En la cuenca alta de Guatemala, El Tigre reporta 11.07 m y 3321.7 m³/s; El Porvenir/La Pasión 4.40 m y 813.1 m³/s. La secuencia de vigilancia se mantiene Guatemala → Boca del Cerro/Tenosique → Balancán → Emiliano Zapata → Jonuta → Centla. Pronóstico SMN para Usumacinta: 0-24 h: 0.1 a 5 mm; 24-48 h: 5 a 25 mm; 48-72 h: 5 a 25 mm; 72-96 h: 5 a 25 mm.</w:t>
       </w:r>
     </w:p>
     <w:tbl>
@@ -450,7 +450,7 @@
                 <w:b w:val="0"/>
                 <w:sz w:val="16"/>
               </w:rPr>
-              <w:t>15.72 m; Δ24 h s/d</w:t>
+              <w:t>15.72 m; Δ24 h -0.59 m</w:t>
             </w:r>
           </w:p>
         </w:tc>
@@ -2478,7 +2478,7 @@
           <w:rFonts w:ascii="Arial" w:hAnsi="Arial"/>
           <w:sz w:val="19"/>
         </w:rPr>
-        <w:t>Cadena de seguimiento en Tabasco: Boca del Cerro: 15.72 m → Balancán: s/d → Emiliano Zapata: s/d → Jonuta: s/d → Centla/Tres Brazos: s/d.</w:t>
+        <w:t>Cadena de seguimiento en Tabasco: Boca del Cerro: 15.72 m · Δ24 h -0.59 m → Balancán: s/d → Emiliano Zapata: s/d → Jonuta: s/d → Centla/Tres Brazos: s/d.</w:t>
       </w:r>
     </w:p>
     <w:p>
